--- a/docs/Vector-README.docx
+++ b/docs/Vector-README.docx
@@ -461,7 +461,7 @@
           <w:sz w:val="22"/>
           <w:szCs w:val="22"/>
         </w:rPr>
-        <w:t xml:space="preserve">files - the "knowledge" is the curated taxonomy in src/taxonomy.js.</w:t>
+        <w:t xml:space="preserve">files - the "knowledge" is the curated taxonomy in engine/src/taxonomy.js.</w:t>
       </w:r>
     </w:p>
     <w:p>
@@ -944,7 +944,7 @@
           <w:sz w:val="22"/>
           <w:szCs w:val="22"/>
         </w:rPr>
-        <w:t xml:space="preserve">src/semantic.js treats each control as a document and ranks them by cosine</w:t>
+        <w:t xml:space="preserve">engine/src/semantic.js treats each control as a document and ranks them by cosine</w:t>
       </w:r>
     </w:p>
     <w:p>
@@ -1349,33 +1349,33 @@
           <w:sz w:val="18"/>
           <w:szCs w:val="18"/>
         </w:rPr>
-        <w:t xml:space="preserve">eval/dataset.json (39)   |   1.000   |   1.000   |   0</w:t>
-      </w:r>
-    </w:p>
-    <w:p>
-      <w:pPr>
-        <w:spacing w:before="0" w:after="0"/>
-      </w:pPr>
-      <w:r>
-        <w:rPr>
-          <w:rFonts w:ascii="Consolas" w:hAnsi="Consolas"/>
-          <w:sz w:val="18"/>
-          <w:szCs w:val="18"/>
-        </w:rPr>
-        <w:t xml:space="preserve">eval/dataset2.json (59)   |   1.000   |   1.000   |   0</w:t>
-      </w:r>
-    </w:p>
-    <w:p>
-      <w:pPr>
-        <w:spacing w:before="0" w:after="0"/>
-      </w:pPr>
-      <w:r>
-        <w:rPr>
-          <w:rFonts w:ascii="Consolas" w:hAnsi="Consolas"/>
-          <w:sz w:val="18"/>
-          <w:szCs w:val="18"/>
-        </w:rPr>
-        <w:t xml:space="preserve">eval/heldout.json (14)   |   1.000   |   1.000   |   0</w:t>
+        <w:t xml:space="preserve">engine/eval/dataset.json (39)   |   1.000   |   1.000   |   0</w:t>
+      </w:r>
+    </w:p>
+    <w:p>
+      <w:pPr>
+        <w:spacing w:before="0" w:after="0"/>
+      </w:pPr>
+      <w:r>
+        <w:rPr>
+          <w:rFonts w:ascii="Consolas" w:hAnsi="Consolas"/>
+          <w:sz w:val="18"/>
+          <w:szCs w:val="18"/>
+        </w:rPr>
+        <w:t xml:space="preserve">engine/eval/dataset2.json (59)   |   1.000   |   1.000   |   0</w:t>
+      </w:r>
+    </w:p>
+    <w:p>
+      <w:pPr>
+        <w:spacing w:before="0" w:after="0"/>
+      </w:pPr>
+      <w:r>
+        <w:rPr>
+          <w:rFonts w:ascii="Consolas" w:hAnsi="Consolas"/>
+          <w:sz w:val="18"/>
+          <w:szCs w:val="18"/>
+        </w:rPr>
+        <w:t xml:space="preserve">engine/eval/heldout.json (14)   |   1.000   |   1.000   |   0</w:t>
       </w:r>
     </w:p>
     <w:p>
@@ -1428,7 +1428,7 @@
           <w:sz w:val="22"/>
           <w:szCs w:val="22"/>
         </w:rPr>
-        <w:t xml:space="preserve">eval/downstream/run-downstream.js shows 6 issues -&gt; 0 for hardened Terraform.</w:t>
+        <w:t xml:space="preserve">engine/eval/downstream/run-downstream.js shows 6 issues -&gt; 0 for hardened Terraform.</w:t>
       </w:r>
     </w:p>
     <w:p>
@@ -1466,63 +1466,63 @@
           <w:szCs w:val="18"/>
           <w:color w:val="333333"/>
         </w:rPr>
-        <w:t xml:space="preserve">node cli/vector-cli.js analyze "Create an S3 bucket and an EC2 instance"</w:t>
-      </w:r>
-    </w:p>
-    <w:p>
-      <w:pPr>
-        <w:spacing w:before="0" w:after="0"/>
-      </w:pPr>
-      <w:r>
-        <w:rPr>
-          <w:rFonts w:ascii="Consolas" w:hAnsi="Consolas"/>
-          <w:sz w:val="18"/>
-          <w:szCs w:val="18"/>
-          <w:color w:val="333333"/>
-        </w:rPr>
-        <w:t xml:space="preserve">node cli/vector-cli.js improved "Create an S3 bucket"</w:t>
-      </w:r>
-    </w:p>
-    <w:p>
-      <w:pPr>
-        <w:spacing w:before="0" w:after="0"/>
-      </w:pPr>
-      <w:r>
-        <w:rPr>
-          <w:rFonts w:ascii="Consolas" w:hAnsi="Consolas"/>
-          <w:sz w:val="18"/>
-          <w:szCs w:val="18"/>
-          <w:color w:val="333333"/>
-        </w:rPr>
-        <w:t xml:space="preserve">node cli/vector-cli.js hook "Deploy an S3 bucket open to the public"   # exit 2/1</w:t>
-      </w:r>
-    </w:p>
-    <w:p>
-      <w:pPr>
-        <w:spacing w:before="0" w:after="0"/>
-      </w:pPr>
-      <w:r>
-        <w:rPr>
-          <w:rFonts w:ascii="Consolas" w:hAnsi="Consolas"/>
-          <w:sz w:val="18"/>
-          <w:szCs w:val="18"/>
-          <w:color w:val="333333"/>
-        </w:rPr>
-        <w:t xml:space="preserve">node cli/vector-cli.js verify "eval/downstream/insecure.tf"           # post-generation check</w:t>
-      </w:r>
-    </w:p>
-    <w:p>
-      <w:pPr>
-        <w:spacing w:before="0" w:after="0"/>
-      </w:pPr>
-      <w:r>
-        <w:rPr>
-          <w:rFonts w:ascii="Consolas" w:hAnsi="Consolas"/>
-          <w:sz w:val="18"/>
-          <w:szCs w:val="18"/>
-          <w:color w:val="333333"/>
-        </w:rPr>
-        <w:t xml:space="preserve">node cli/vector-cli.js analyze --policy examples/policy-cis.json "Deploy in us-east-1"</w:t>
+        <w:t xml:space="preserve">node engine/cli/vector-cli.js analyze "Create an S3 bucket and an EC2 instance"</w:t>
+      </w:r>
+    </w:p>
+    <w:p>
+      <w:pPr>
+        <w:spacing w:before="0" w:after="0"/>
+      </w:pPr>
+      <w:r>
+        <w:rPr>
+          <w:rFonts w:ascii="Consolas" w:hAnsi="Consolas"/>
+          <w:sz w:val="18"/>
+          <w:szCs w:val="18"/>
+          <w:color w:val="333333"/>
+        </w:rPr>
+        <w:t xml:space="preserve">node engine/cli/vector-cli.js improved "Create an S3 bucket"</w:t>
+      </w:r>
+    </w:p>
+    <w:p>
+      <w:pPr>
+        <w:spacing w:before="0" w:after="0"/>
+      </w:pPr>
+      <w:r>
+        <w:rPr>
+          <w:rFonts w:ascii="Consolas" w:hAnsi="Consolas"/>
+          <w:sz w:val="18"/>
+          <w:szCs w:val="18"/>
+          <w:color w:val="333333"/>
+        </w:rPr>
+        <w:t xml:space="preserve">node engine/cli/vector-cli.js hook "Deploy an S3 bucket open to the public"   # exit 2/1</w:t>
+      </w:r>
+    </w:p>
+    <w:p>
+      <w:pPr>
+        <w:spacing w:before="0" w:after="0"/>
+      </w:pPr>
+      <w:r>
+        <w:rPr>
+          <w:rFonts w:ascii="Consolas" w:hAnsi="Consolas"/>
+          <w:sz w:val="18"/>
+          <w:szCs w:val="18"/>
+          <w:color w:val="333333"/>
+        </w:rPr>
+        <w:t xml:space="preserve">node engine/cli/vector-cli.js verify "engine/eval/downstream/insecure.tf"           # post-generation check</w:t>
+      </w:r>
+    </w:p>
+    <w:p>
+      <w:pPr>
+        <w:spacing w:before="0" w:after="0"/>
+      </w:pPr>
+      <w:r>
+        <w:rPr>
+          <w:rFonts w:ascii="Consolas" w:hAnsi="Consolas"/>
+          <w:sz w:val="18"/>
+          <w:szCs w:val="18"/>
+          <w:color w:val="333333"/>
+        </w:rPr>
+        <w:t xml:space="preserve">node engine/cli/vector-cli.js analyze --policy docs/examples/policy-cis.json "Deploy in us-east-1"</w:t>
       </w:r>
     </w:p>
     <w:p>
@@ -1825,105 +1825,105 @@
           <w:szCs w:val="18"/>
           <w:color w:val="333333"/>
         </w:rPr>
-        <w:t xml:space="preserve">src/taxonomy.js       resources, controls, risky patterns, synonyms</w:t>
-      </w:r>
-    </w:p>
-    <w:p>
-      <w:pPr>
-        <w:spacing w:before="0" w:after="0"/>
-      </w:pPr>
-      <w:r>
-        <w:rPr>
-          <w:rFonts w:ascii="Consolas" w:hAnsi="Consolas"/>
-          <w:sz w:val="18"/>
-          <w:szCs w:val="18"/>
-          <w:color w:val="333333"/>
-        </w:rPr>
-        <w:t xml:space="preserve">src/analyzer.js       rule engine (negation guard, scoring, merge)</w:t>
-      </w:r>
-    </w:p>
-    <w:p>
-      <w:pPr>
-        <w:spacing w:before="0" w:after="0"/>
-      </w:pPr>
-      <w:r>
-        <w:rPr>
-          <w:rFonts w:ascii="Consolas" w:hAnsi="Consolas"/>
-          <w:sz w:val="18"/>
-          <w:szCs w:val="18"/>
-          <w:color w:val="333333"/>
-        </w:rPr>
-        <w:t xml:space="preserve">src/settings.js       chrome.storage helpers (shared by all UIs)</w:t>
-      </w:r>
-    </w:p>
-    <w:p>
-      <w:pPr>
-        <w:spacing w:before="0" w:after="0"/>
-      </w:pPr>
-      <w:r>
-        <w:rPr>
-          <w:rFonts w:ascii="Consolas" w:hAnsi="Consolas"/>
-          <w:sz w:val="18"/>
-          <w:szCs w:val="18"/>
-          <w:color w:val="333333"/>
-        </w:rPr>
-        <w:t xml:space="preserve">src/ui.js/.css        shared results renderer</w:t>
-      </w:r>
-    </w:p>
-    <w:p>
-      <w:pPr>
-        <w:spacing w:before="0" w:after="0"/>
-      </w:pPr>
-      <w:r>
-        <w:rPr>
-          <w:rFonts w:ascii="Consolas" w:hAnsi="Consolas"/>
-          <w:sz w:val="18"/>
-          <w:szCs w:val="18"/>
-          <w:color w:val="333333"/>
-        </w:rPr>
-        <w:t xml:space="preserve">src/llm.js            optional deep scan (on-device + hosted)</w:t>
-      </w:r>
-    </w:p>
-    <w:p>
-      <w:pPr>
-        <w:spacing w:before="0" w:after="0"/>
-      </w:pPr>
-      <w:r>
-        <w:rPr>
-          <w:rFonts w:ascii="Consolas" w:hAnsi="Consolas"/>
-          <w:sz w:val="18"/>
-          <w:szCs w:val="18"/>
-          <w:color w:val="333333"/>
-        </w:rPr>
-        <w:t xml:space="preserve">cli/vector-cli.js     CLI + CI hook + `verify` (post-generation)</w:t>
-      </w:r>
-    </w:p>
-    <w:p>
-      <w:pPr>
-        <w:spacing w:before="0" w:after="0"/>
-      </w:pPr>
-      <w:r>
-        <w:rPr>
-          <w:rFonts w:ascii="Consolas" w:hAnsi="Consolas"/>
-          <w:sz w:val="18"/>
-          <w:szCs w:val="18"/>
-          <w:color w:val="333333"/>
-        </w:rPr>
-        <w:t xml:space="preserve">eval/                 labelled sets + metrics + downstream demo</w:t>
-      </w:r>
-    </w:p>
-    <w:p>
-      <w:pPr>
-        <w:spacing w:before="0" w:after="0"/>
-      </w:pPr>
-      <w:r>
-        <w:rPr>
-          <w:rFonts w:ascii="Consolas" w:hAnsi="Consolas"/>
-          <w:sz w:val="18"/>
-          <w:szCs w:val="18"/>
-          <w:color w:val="333333"/>
-        </w:rPr>
-        <w:t xml:space="preserve">test/run-tests.js     29 unit tests</w:t>
+        <w:t xml:space="preserve">engine/src/taxonomy.js       resources, controls, risky patterns, synonyms</w:t>
+      </w:r>
+    </w:p>
+    <w:p>
+      <w:pPr>
+        <w:spacing w:before="0" w:after="0"/>
+      </w:pPr>
+      <w:r>
+        <w:rPr>
+          <w:rFonts w:ascii="Consolas" w:hAnsi="Consolas"/>
+          <w:sz w:val="18"/>
+          <w:szCs w:val="18"/>
+          <w:color w:val="333333"/>
+        </w:rPr>
+        <w:t xml:space="preserve">engine/src/analyzer.js       rule engine (negation guard, scoring, merge)</w:t>
+      </w:r>
+    </w:p>
+    <w:p>
+      <w:pPr>
+        <w:spacing w:before="0" w:after="0"/>
+      </w:pPr>
+      <w:r>
+        <w:rPr>
+          <w:rFonts w:ascii="Consolas" w:hAnsi="Consolas"/>
+          <w:sz w:val="18"/>
+          <w:szCs w:val="18"/>
+          <w:color w:val="333333"/>
+        </w:rPr>
+        <w:t xml:space="preserve">engine/src/settings.js       chrome.storage helpers (shared by all UIs)</w:t>
+      </w:r>
+    </w:p>
+    <w:p>
+      <w:pPr>
+        <w:spacing w:before="0" w:after="0"/>
+      </w:pPr>
+      <w:r>
+        <w:rPr>
+          <w:rFonts w:ascii="Consolas" w:hAnsi="Consolas"/>
+          <w:sz w:val="18"/>
+          <w:szCs w:val="18"/>
+          <w:color w:val="333333"/>
+        </w:rPr>
+        <w:t xml:space="preserve">engine/src/ui.js/.css        shared results renderer</w:t>
+      </w:r>
+    </w:p>
+    <w:p>
+      <w:pPr>
+        <w:spacing w:before="0" w:after="0"/>
+      </w:pPr>
+      <w:r>
+        <w:rPr>
+          <w:rFonts w:ascii="Consolas" w:hAnsi="Consolas"/>
+          <w:sz w:val="18"/>
+          <w:szCs w:val="18"/>
+          <w:color w:val="333333"/>
+        </w:rPr>
+        <w:t xml:space="preserve">engine/src/llm.js            optional deep scan (on-device + hosted)</w:t>
+      </w:r>
+    </w:p>
+    <w:p>
+      <w:pPr>
+        <w:spacing w:before="0" w:after="0"/>
+      </w:pPr>
+      <w:r>
+        <w:rPr>
+          <w:rFonts w:ascii="Consolas" w:hAnsi="Consolas"/>
+          <w:sz w:val="18"/>
+          <w:szCs w:val="18"/>
+          <w:color w:val="333333"/>
+        </w:rPr>
+        <w:t xml:space="preserve">engine/cli/vector-cli.js     CLI + CI hook + `verify` (post-generation)</w:t>
+      </w:r>
+    </w:p>
+    <w:p>
+      <w:pPr>
+        <w:spacing w:before="0" w:after="0"/>
+      </w:pPr>
+      <w:r>
+        <w:rPr>
+          <w:rFonts w:ascii="Consolas" w:hAnsi="Consolas"/>
+          <w:sz w:val="18"/>
+          <w:szCs w:val="18"/>
+          <w:color w:val="333333"/>
+        </w:rPr>
+        <w:t xml:space="preserve">engine/eval/                 labelled sets + metrics + downstream demo</w:t>
+      </w:r>
+    </w:p>
+    <w:p>
+      <w:pPr>
+        <w:spacing w:before="0" w:after="0"/>
+      </w:pPr>
+      <w:r>
+        <w:rPr>
+          <w:rFonts w:ascii="Consolas" w:hAnsi="Consolas"/>
+          <w:sz w:val="18"/>
+          <w:szCs w:val="18"/>
+          <w:color w:val="333333"/>
+        </w:rPr>
+        <w:t xml:space="preserve">engine/test/run-tests.js     29 unit tests</w:t>
       </w:r>
     </w:p>
     <w:p>
@@ -1985,7 +1985,7 @@
           <w:sz w:val="22"/>
           <w:szCs w:val="22"/>
         </w:rPr>
-        <w:t xml:space="preserve">tools/, eval/downstream/, options.*, src/llm.js and src/settings.js and</w:t>
+        <w:t xml:space="preserve">tools/, engine/eval/downstream/, options.*, engine/src/llm.js and engine/src/settings.js and</w:t>
       </w:r>
     </w:p>
     <w:p>
